--- a/4.首次查重/修改/初稿修改v3.docx
+++ b/4.首次查重/修改/初稿修改v3.docx
@@ -10079,7 +10079,63 @@
         <w:rPr>
           <w:color w:val="EE0000"/>
         </w:rPr>
-        <w:t>。部分发达经济体较早地把电子病历技术运用到诊疗过程中，促使医疗器械和信息化系统深度融合，大大减少了人工填写数据的过程，改善了数据被准确、可信地记载的效果</w:t>
+        <w:t>。部分</w:t>
+      </w:r>
+      <w:r>
+        <w:rPr>
+          <w:rFonts w:hint="eastAsia"/>
+          <w:color w:val="EE0000"/>
+        </w:rPr>
+        <w:t>研究使用</w:t>
+      </w:r>
+      <w:r>
+        <w:rPr>
+          <w:color w:val="EE0000"/>
+        </w:rPr>
+        <w:t>HL7</w:t>
+      </w:r>
+      <w:r>
+        <w:rPr>
+          <w:color w:val="EE0000"/>
+        </w:rPr>
+        <w:t>、</w:t>
+      </w:r>
+      <w:r>
+        <w:rPr>
+          <w:color w:val="EE0000"/>
+        </w:rPr>
+        <w:t>DICOM</w:t>
+      </w:r>
+      <w:r>
+        <w:rPr>
+          <w:color w:val="EE0000"/>
+        </w:rPr>
+        <w:t>、</w:t>
+      </w:r>
+      <w:r>
+        <w:rPr>
+          <w:color w:val="EE0000"/>
+        </w:rPr>
+        <w:t xml:space="preserve">FHIR </w:t>
+      </w:r>
+      <w:r>
+        <w:rPr>
+          <w:color w:val="EE0000"/>
+        </w:rPr>
+        <w:t>等标准化接口构建医疗设备数据与电子病历系统之间的互联</w:t>
+      </w:r>
+      <w:r>
+        <w:rPr>
+          <w:color w:val="EE0000"/>
+        </w:rPr>
+        <w:t>，促使医疗器械和信息化系统深度融合，大大减少了人工填写数据的过程，改善了数据被准确、可信地记</w:t>
+      </w:r>
+      <w:r>
+        <w:rPr>
+          <w:color w:val="EE0000"/>
+        </w:rPr>
+        <w:lastRenderedPageBreak/>
+        <w:t>载的效果</w:t>
       </w:r>
       <w:r>
         <w:rPr>
@@ -10093,7 +10149,7 @@
           <w:color w:val="EE0000"/>
           <w:vertAlign w:val="superscript"/>
         </w:rPr>
-        <w:instrText xml:space="preserve"> REF _Ref229695699 \r \h  \* MERGEFORMAT </w:instrText>
+        <w:instrText xml:space="preserve"> REF _Ref230020115 \r \h </w:instrText>
       </w:r>
       <w:r>
         <w:rPr>
@@ -10106,210 +10162,216 @@
           <w:color w:val="EE0000"/>
           <w:vertAlign w:val="superscript"/>
         </w:rPr>
-        <w:fldChar w:fldCharType="separate"/>
+        <w:instrText xml:space="preserve"> \* MERGEFORMAT </w:instrText>
       </w:r>
       <w:r>
         <w:rPr>
           <w:color w:val="EE0000"/>
           <w:vertAlign w:val="superscript"/>
         </w:rPr>
-        <w:t>[9]</w:t>
+        <w:fldChar w:fldCharType="separate"/>
       </w:r>
       <w:r>
         <w:rPr>
           <w:color w:val="EE0000"/>
           <w:vertAlign w:val="superscript"/>
         </w:rPr>
-        <w:fldChar w:fldCharType="end"/>
-      </w:r>
-      <w:r>
-        <w:rPr>
-          <w:color w:val="EE0000"/>
-        </w:rPr>
-        <w:t>。</w:t>
+        <w:t>[9]</w:t>
       </w:r>
       <w:r>
         <w:rPr>
           <w:color w:val="EE0000"/>
           <w:vertAlign w:val="superscript"/>
         </w:rPr>
-        <w:fldChar w:fldCharType="begin"/>
+        <w:fldChar w:fldCharType="end"/>
+      </w:r>
+      <w:r>
+        <w:rPr>
+          <w:color w:val="EE0000"/>
+        </w:rPr>
+        <w:t>。</w:t>
       </w:r>
       <w:r>
         <w:rPr>
           <w:color w:val="EE0000"/>
           <w:vertAlign w:val="superscript"/>
         </w:rPr>
-        <w:fldChar w:fldCharType="separate"/>
+        <w:fldChar w:fldCharType="begin"/>
       </w:r>
       <w:r>
         <w:rPr>
           <w:color w:val="EE0000"/>
           <w:vertAlign w:val="superscript"/>
         </w:rPr>
-        <w:fldChar w:fldCharType="end"/>
+        <w:fldChar w:fldCharType="separate"/>
       </w:r>
       <w:r>
         <w:rPr>
           <w:color w:val="EE0000"/>
           <w:vertAlign w:val="superscript"/>
         </w:rPr>
-        <w:fldChar w:fldCharType="begin"/>
+        <w:fldChar w:fldCharType="end"/>
       </w:r>
       <w:r>
         <w:rPr>
           <w:color w:val="EE0000"/>
           <w:vertAlign w:val="superscript"/>
         </w:rPr>
-        <w:fldChar w:fldCharType="separate"/>
+        <w:fldChar w:fldCharType="begin"/>
       </w:r>
       <w:r>
         <w:rPr>
           <w:color w:val="EE0000"/>
           <w:vertAlign w:val="superscript"/>
         </w:rPr>
-        <w:fldChar w:fldCharType="end"/>
-      </w:r>
-    </w:p>
-    <w:p>
-      <w:pPr>
-        <w:ind w:firstLine="480"/>
-        <w:rPr>
-          <w:color w:val="EE0000"/>
-        </w:rPr>
-      </w:pPr>
-      <w:r>
-        <w:rPr>
-          <w:rFonts w:hint="eastAsia"/>
-          <w:color w:val="EE0000"/>
-        </w:rPr>
-        <w:lastRenderedPageBreak/>
-        <w:t>此外，国外</w:t>
-      </w:r>
-      <w:r>
-        <w:rPr>
-          <w:color w:val="EE0000"/>
-        </w:rPr>
-        <w:t>研究显示，在门诊病人数量预测中采用时间序列模型</w:t>
-      </w:r>
-      <w:r>
-        <w:rPr>
-          <w:rFonts w:hint="eastAsia"/>
-          <w:color w:val="EE0000"/>
-        </w:rPr>
-        <w:t>，与</w:t>
-      </w:r>
-      <w:r>
-        <w:rPr>
-          <w:color w:val="EE0000"/>
-        </w:rPr>
-        <w:t>气象因素、节假日效应等</w:t>
-      </w:r>
-      <w:r>
-        <w:rPr>
-          <w:rFonts w:hint="eastAsia"/>
-          <w:color w:val="EE0000"/>
-        </w:rPr>
-        <w:t>外来因素结合</w:t>
-      </w:r>
-      <w:r>
-        <w:rPr>
-          <w:color w:val="EE0000"/>
-        </w:rPr>
-        <w:t>之后</w:t>
-      </w:r>
-      <w:r>
-        <w:rPr>
-          <w:rFonts w:hint="eastAsia"/>
-          <w:color w:val="EE0000"/>
-        </w:rPr>
-        <w:t>，</w:t>
-      </w:r>
-      <w:r>
-        <w:rPr>
-          <w:color w:val="EE0000"/>
-        </w:rPr>
-        <w:t>能</w:t>
-      </w:r>
-      <w:r>
-        <w:rPr>
-          <w:rFonts w:hint="eastAsia"/>
-          <w:color w:val="EE0000"/>
-        </w:rPr>
-        <w:t>更准确地</w:t>
-      </w:r>
-      <w:r>
-        <w:rPr>
-          <w:color w:val="EE0000"/>
-        </w:rPr>
-        <w:t>反映门诊量的周期性变化特征</w:t>
+        <w:fldChar w:fldCharType="separate"/>
       </w:r>
       <w:r>
         <w:rPr>
           <w:color w:val="EE0000"/>
           <w:vertAlign w:val="superscript"/>
         </w:rPr>
-        <w:fldChar w:fldCharType="begin"/>
+        <w:fldChar w:fldCharType="end"/>
+      </w:r>
+    </w:p>
+    <w:p>
+      <w:pPr>
+        <w:ind w:firstLine="480"/>
+        <w:rPr>
+          <w:color w:val="EE0000"/>
+        </w:rPr>
+      </w:pPr>
+      <w:r>
+        <w:rPr>
+          <w:rFonts w:hint="eastAsia"/>
+          <w:color w:val="EE0000"/>
+        </w:rPr>
+        <w:t>此外，国外</w:t>
+      </w:r>
+      <w:r>
+        <w:rPr>
+          <w:color w:val="EE0000"/>
+        </w:rPr>
+        <w:t>研究显示，在门诊病人数量预测中采用时间序列模型</w:t>
+      </w:r>
+      <w:r>
+        <w:rPr>
+          <w:rFonts w:hint="eastAsia"/>
+          <w:color w:val="EE0000"/>
+        </w:rPr>
+        <w:t>，与</w:t>
+      </w:r>
+      <w:r>
+        <w:rPr>
+          <w:color w:val="EE0000"/>
+        </w:rPr>
+        <w:t>气象因素、节假日效应等</w:t>
+      </w:r>
+      <w:r>
+        <w:rPr>
+          <w:rFonts w:hint="eastAsia"/>
+          <w:color w:val="EE0000"/>
+        </w:rPr>
+        <w:t>外来因素结合</w:t>
+      </w:r>
+      <w:r>
+        <w:rPr>
+          <w:color w:val="EE0000"/>
+        </w:rPr>
+        <w:t>之后</w:t>
+      </w:r>
+      <w:r>
+        <w:rPr>
+          <w:rFonts w:hint="eastAsia"/>
+          <w:color w:val="EE0000"/>
+        </w:rPr>
+        <w:t>，</w:t>
+      </w:r>
+      <w:r>
+        <w:rPr>
+          <w:color w:val="EE0000"/>
+        </w:rPr>
+        <w:t>能</w:t>
+      </w:r>
+      <w:r>
+        <w:rPr>
+          <w:rFonts w:hint="eastAsia"/>
+          <w:color w:val="EE0000"/>
+        </w:rPr>
+        <w:t>更准确地</w:t>
+      </w:r>
+      <w:r>
+        <w:rPr>
+          <w:color w:val="EE0000"/>
+        </w:rPr>
+        <w:t>反映门诊量的周期性变化特征</w:t>
       </w:r>
       <w:r>
         <w:rPr>
           <w:color w:val="EE0000"/>
           <w:vertAlign w:val="superscript"/>
         </w:rPr>
-        <w:instrText xml:space="preserve"> REF _Ref229695502 \r \h  \* MERGEFORMAT </w:instrText>
+        <w:fldChar w:fldCharType="begin"/>
       </w:r>
       <w:r>
         <w:rPr>
           <w:color w:val="EE0000"/>
           <w:vertAlign w:val="superscript"/>
         </w:rPr>
+        <w:instrText xml:space="preserve"> REF _Ref229695502 \r \h  \* MERGEFORMAT </w:instrText>
       </w:r>
       <w:r>
         <w:rPr>
           <w:color w:val="EE0000"/>
           <w:vertAlign w:val="superscript"/>
         </w:rPr>
-        <w:fldChar w:fldCharType="separate"/>
       </w:r>
       <w:r>
         <w:rPr>
           <w:color w:val="EE0000"/>
           <w:vertAlign w:val="superscript"/>
         </w:rPr>
-        <w:t>[6]</w:t>
+        <w:fldChar w:fldCharType="separate"/>
       </w:r>
       <w:r>
         <w:rPr>
           <w:color w:val="EE0000"/>
           <w:vertAlign w:val="superscript"/>
         </w:rPr>
-        <w:fldChar w:fldCharType="end"/>
-      </w:r>
-      <w:r>
-        <w:rPr>
-          <w:color w:val="EE0000"/>
-        </w:rPr>
-        <w:t>。</w:t>
+        <w:t>[6]</w:t>
       </w:r>
       <w:r>
         <w:rPr>
           <w:color w:val="EE0000"/>
           <w:vertAlign w:val="superscript"/>
         </w:rPr>
-        <w:fldChar w:fldCharType="begin"/>
+        <w:fldChar w:fldCharType="end"/>
+      </w:r>
+      <w:r>
+        <w:rPr>
+          <w:color w:val="EE0000"/>
+        </w:rPr>
+        <w:t>。</w:t>
       </w:r>
       <w:r>
         <w:rPr>
           <w:color w:val="EE0000"/>
           <w:vertAlign w:val="superscript"/>
         </w:rPr>
-        <w:fldChar w:fldCharType="separate"/>
+        <w:fldChar w:fldCharType="begin"/>
       </w:r>
       <w:r>
         <w:rPr>
           <w:color w:val="EE0000"/>
           <w:vertAlign w:val="superscript"/>
         </w:rPr>
+        <w:fldChar w:fldCharType="separate"/>
+      </w:r>
+      <w:r>
+        <w:rPr>
+          <w:color w:val="EE0000"/>
+          <w:vertAlign w:val="superscript"/>
+        </w:rPr>
         <w:fldChar w:fldCharType="end"/>
       </w:r>
       <w:r>
@@ -10589,7 +10651,14 @@
         <w:rPr>
           <w:rFonts w:hint="eastAsia"/>
         </w:rPr>
-        <w:t>缓存服务之后，达成数据传输安全防护的目的，同时大幅提高接口的响应速度和整个系统的性能水平。</w:t>
+        <w:t>缓存服务之后，达成数据传输安全防护的目的，同时大</w:t>
+      </w:r>
+      <w:r>
+        <w:rPr>
+          <w:rFonts w:hint="eastAsia"/>
+        </w:rPr>
+        <w:lastRenderedPageBreak/>
+        <w:t>幅提高接口的响应速度和整个系统的性能水平。</w:t>
       </w:r>
     </w:p>
     <w:p>
@@ -10600,7 +10669,6 @@
         <w:rPr>
           <w:rFonts w:hint="eastAsia"/>
         </w:rPr>
-        <w:lastRenderedPageBreak/>
         <w:t>（</w:t>
       </w:r>
       <w:r>
@@ -10721,6 +10789,7 @@
         <w:rPr>
           <w:noProof/>
         </w:rPr>
+        <w:lastRenderedPageBreak/>
         <w:drawing>
           <wp:inline distT="0" distB="0" distL="0" distR="0" wp14:anchorId="7772AB3E" wp14:editId="001865DF">
             <wp:extent cx="4042372" cy="5030334"/>
@@ -10848,7 +10917,6 @@
         <w:rPr>
           <w:rFonts w:hint="eastAsia"/>
         </w:rPr>
-        <w:lastRenderedPageBreak/>
         <w:t>论文结构安排</w:t>
       </w:r>
       <w:bookmarkEnd w:id="15"/>
@@ -10894,6 +10962,7 @@
         <w:contextualSpacing w:val="0"/>
       </w:pPr>
       <w:r>
+        <w:lastRenderedPageBreak/>
         <w:br w:type="page"/>
       </w:r>
     </w:p>
@@ -12531,100 +12600,20 @@
         <w:rPr>
           <w:rFonts w:hint="eastAsia"/>
         </w:rPr>
-        <w:t>。由于不同的医疗服务信息系统普遍存在着兼容</w:t>
-      </w:r>
-      <w:r>
-        <w:rPr>
-          <w:rFonts w:hint="eastAsia"/>
-        </w:rPr>
-        <w:t>性</w:t>
-      </w:r>
-      <w:r>
-        <w:rPr>
-          <w:rFonts w:hint="eastAsia"/>
-        </w:rPr>
-        <w:t>的问题，因此部分平台使</w:t>
-      </w:r>
-      <w:r>
-        <w:rPr>
-          <w:rFonts w:hint="eastAsia"/>
-        </w:rPr>
+        <w:t>，这些能够</w:t>
+      </w:r>
+      <w:r>
+        <w:t>为后续保存诊疗记录、回传检查结果和查询历史病历</w:t>
+      </w:r>
+      <w:r>
+        <w:rPr>
+          <w:rFonts w:hint="eastAsia"/>
+        </w:rPr>
+        <w:t>等关键程序</w:t>
+      </w:r>
+      <w:r>
         <w:lastRenderedPageBreak/>
-        <w:t>用</w:t>
-      </w:r>
-      <w:r>
-        <w:rPr>
-          <w:rFonts w:hint="eastAsia"/>
-        </w:rPr>
-        <w:t>HL7</w:t>
-      </w:r>
-      <w:r>
-        <w:rPr>
-          <w:rFonts w:hint="eastAsia"/>
-        </w:rPr>
-        <w:t>或者</w:t>
-      </w:r>
-      <w:r>
-        <w:rPr>
-          <w:rFonts w:hint="eastAsia"/>
-        </w:rPr>
-        <w:t>FHIR</w:t>
-      </w:r>
-      <w:r>
-        <w:rPr>
-          <w:rFonts w:hint="eastAsia"/>
-        </w:rPr>
-        <w:t>的标准来实现数据</w:t>
-      </w:r>
-      <w:r>
-        <w:rPr>
-          <w:rFonts w:hint="eastAsia"/>
-        </w:rPr>
-        <w:t>共享与互联，</w:t>
-      </w:r>
-      <w:r>
-        <w:t>提高系统兼容性与数据流转效率</w:t>
-      </w:r>
-      <w:r>
-        <w:rPr>
-          <w:vertAlign w:val="superscript"/>
-        </w:rPr>
-        <w:fldChar w:fldCharType="begin"/>
-      </w:r>
-      <w:r>
-        <w:rPr>
-          <w:vertAlign w:val="superscript"/>
-        </w:rPr>
-        <w:instrText xml:space="preserve"> REF _Ref229695699 \r \h  \* MERGEFORMAT </w:instrText>
-      </w:r>
-      <w:r>
-        <w:rPr>
-          <w:vertAlign w:val="superscript"/>
-        </w:rPr>
-      </w:r>
-      <w:r>
-        <w:rPr>
-          <w:vertAlign w:val="superscript"/>
-        </w:rPr>
-        <w:fldChar w:fldCharType="separate"/>
-      </w:r>
-      <w:r>
-        <w:rPr>
-          <w:vertAlign w:val="superscript"/>
-        </w:rPr>
-        <w:t>[9]</w:t>
-      </w:r>
-      <w:r>
-        <w:rPr>
-          <w:vertAlign w:val="superscript"/>
-        </w:rPr>
-        <w:fldChar w:fldCharType="end"/>
-      </w:r>
-      <w:r>
-        <w:rPr>
-          <w:rFonts w:hint="eastAsia"/>
-        </w:rPr>
-        <w:t>。</w:t>
+        <w:t>提供数据基础。</w:t>
       </w:r>
       <w:r>
         <w:rPr>
@@ -12951,7 +12940,7 @@
         <w:rPr>
           <w:vertAlign w:val="superscript"/>
         </w:rPr>
-        <w:instrText xml:space="preserve"> REF _Ref229961814 \r \h </w:instrText>
+        <w:instrText xml:space="preserve"> REF _Ref229961814 \r \h  \* MERGEFORMAT </w:instrText>
       </w:r>
       <w:r>
         <w:rPr>
@@ -12962,24 +12951,18 @@
         <w:rPr>
           <w:vertAlign w:val="superscript"/>
         </w:rPr>
-        <w:instrText xml:space="preserve"> \* MERGEFORMAT </w:instrText>
+        <w:fldChar w:fldCharType="separate"/>
       </w:r>
       <w:r>
         <w:rPr>
           <w:vertAlign w:val="superscript"/>
         </w:rPr>
-        <w:fldChar w:fldCharType="separate"/>
+        <w:t>[14]</w:t>
       </w:r>
       <w:r>
         <w:rPr>
           <w:vertAlign w:val="superscript"/>
         </w:rPr>
-        <w:t>[14]</w:t>
-      </w:r>
-      <w:r>
-        <w:rPr>
-          <w:vertAlign w:val="superscript"/>
-        </w:rPr>
         <w:fldChar w:fldCharType="end"/>
       </w:r>
       <w:r>
@@ -13065,37 +13048,31 @@
         <w:rPr>
           <w:rFonts w:hint="eastAsia"/>
         </w:rPr>
-        <w:t>，</w:t>
+        <w:t>，但是</w:t>
+      </w:r>
+      <w:r>
+        <w:t>它也存在</w:t>
+      </w:r>
+      <w:r>
+        <w:t>SQL</w:t>
+      </w:r>
+      <w:r>
+        <w:t>需要手动维护的问题，</w:t>
+      </w:r>
+      <w:r>
+        <w:rPr>
+          <w:rFonts w:hint="eastAsia"/>
+        </w:rPr>
+        <w:t>这也导致</w:t>
+      </w:r>
+      <w:r>
+        <w:t>数据库结构变动时维护成本</w:t>
       </w:r>
       <w:r>
         <w:rPr>
           <w:rFonts w:hint="eastAsia"/>
         </w:rPr>
         <w:lastRenderedPageBreak/>
-        <w:t>但是</w:t>
-      </w:r>
-      <w:r>
-        <w:t>它也存在</w:t>
-      </w:r>
-      <w:r>
-        <w:t>SQL</w:t>
-      </w:r>
-      <w:r>
-        <w:t>需要手动维护的问题，</w:t>
-      </w:r>
-      <w:r>
-        <w:rPr>
-          <w:rFonts w:hint="eastAsia"/>
-        </w:rPr>
-        <w:t>这也导致</w:t>
-      </w:r>
-      <w:r>
-        <w:t>数据库结构变动时维护成本</w:t>
-      </w:r>
-      <w:r>
-        <w:rPr>
-          <w:rFonts w:hint="eastAsia"/>
-        </w:rPr>
         <w:t>也会</w:t>
       </w:r>
       <w:r>
@@ -13457,73 +13434,67 @@
         <w:rPr>
           <w:rFonts w:hint="eastAsia"/>
         </w:rPr>
-        <w:t>用户身份认证完成后，系统就会生成一对相关的访问令牌，即刷新令牌</w:t>
+        <w:t>用户身份认证完成后，系统就会生成一对相关的访问令牌，即刷新令牌（</w:t>
+      </w:r>
+      <w:r>
+        <w:rPr>
+          <w:rFonts w:hint="eastAsia"/>
+        </w:rPr>
+        <w:t>Refresh Token</w:t>
+      </w:r>
+      <w:r>
+        <w:rPr>
+          <w:rFonts w:hint="eastAsia"/>
+        </w:rPr>
+        <w:t>）和主用访问令牌（</w:t>
+      </w:r>
+      <w:r>
+        <w:rPr>
+          <w:rFonts w:hint="eastAsia"/>
+        </w:rPr>
+        <w:t>Access Token</w:t>
+      </w:r>
+      <w:r>
+        <w:rPr>
+          <w:rFonts w:hint="eastAsia"/>
+        </w:rPr>
+        <w:t>）。</w:t>
+      </w:r>
+      <w:r>
+        <w:rPr>
+          <w:rFonts w:hint="eastAsia"/>
+        </w:rPr>
+        <w:t>R</w:t>
+      </w:r>
+      <w:r>
+        <w:rPr>
+          <w:rFonts w:hint="eastAsia"/>
+        </w:rPr>
+        <w:t>efresh</w:t>
+      </w:r>
+      <w:r>
+        <w:rPr>
+          <w:rFonts w:hint="eastAsia"/>
+        </w:rPr>
+        <w:t xml:space="preserve"> </w:t>
+      </w:r>
+      <w:r>
+        <w:rPr>
+          <w:rFonts w:hint="eastAsia"/>
+        </w:rPr>
+        <w:t>Token</w:t>
+      </w:r>
+      <w:r>
+        <w:rPr>
+          <w:rFonts w:hint="eastAsia"/>
+        </w:rPr>
+        <w:t>安全存储在</w:t>
       </w:r>
       <w:r>
         <w:rPr>
           <w:rFonts w:hint="eastAsia"/>
         </w:rPr>
         <w:lastRenderedPageBreak/>
-        <w:t>（</w:t>
-      </w:r>
-      <w:r>
-        <w:rPr>
-          <w:rFonts w:hint="eastAsia"/>
-        </w:rPr>
-        <w:t>Refresh Token</w:t>
-      </w:r>
-      <w:r>
-        <w:rPr>
-          <w:rFonts w:hint="eastAsia"/>
-        </w:rPr>
-        <w:t>）和主用访问令牌（</w:t>
-      </w:r>
-      <w:r>
-        <w:rPr>
-          <w:rFonts w:hint="eastAsia"/>
-        </w:rPr>
-        <w:t>Access Token</w:t>
-      </w:r>
-      <w:r>
-        <w:rPr>
-          <w:rFonts w:hint="eastAsia"/>
-        </w:rPr>
-        <w:t>）。</w:t>
-      </w:r>
-      <w:r>
-        <w:rPr>
-          <w:rFonts w:hint="eastAsia"/>
-        </w:rPr>
-        <w:t>R</w:t>
-      </w:r>
-      <w:r>
-        <w:rPr>
-          <w:rFonts w:hint="eastAsia"/>
-        </w:rPr>
-        <w:t>efresh</w:t>
-      </w:r>
-      <w:r>
-        <w:rPr>
-          <w:rFonts w:hint="eastAsia"/>
-        </w:rPr>
-        <w:t xml:space="preserve"> </w:t>
-      </w:r>
-      <w:r>
-        <w:rPr>
-          <w:rFonts w:hint="eastAsia"/>
-        </w:rPr>
-        <w:t>Token</w:t>
-      </w:r>
-      <w:r>
-        <w:rPr>
-          <w:rFonts w:hint="eastAsia"/>
-        </w:rPr>
-        <w:t>安全存储在</w:t>
-      </w:r>
-      <w:r>
-        <w:rPr>
-          <w:rFonts w:hint="eastAsia"/>
-        </w:rPr>
         <w:t>Redis</w:t>
       </w:r>
       <w:r>
@@ -14025,6 +13996,14 @@
       <w:r>
         <w:t>对以上技术的各个方面的优势以及不足做系统的归纳，对各种应用场景做分类说明。</w:t>
       </w:r>
+    </w:p>
+    <w:p>
+      <w:pPr>
+        <w:ind w:firstLine="480"/>
+        <w:rPr>
+          <w:rFonts w:hint="eastAsia"/>
+        </w:rPr>
+      </w:pPr>
     </w:p>
     <w:p>
       <w:pPr>
@@ -17293,18 +17272,12 @@
         <w:rPr>
           <w:vertAlign w:val="superscript"/>
         </w:rPr>
-        <w:instrText xml:space="preserve"> REF _Ref229961814 \r \h </w:instrText>
+        <w:instrText xml:space="preserve"> REF _Ref229961814 \r \h  \* MERGEFORMAT </w:instrText>
       </w:r>
       <w:r>
         <w:rPr>
           <w:vertAlign w:val="superscript"/>
         </w:rPr>
-      </w:r>
-      <w:r>
-        <w:rPr>
-          <w:vertAlign w:val="superscript"/>
-        </w:rPr>
-        <w:instrText xml:space="preserve"> \* MERGEFORMAT </w:instrText>
       </w:r>
       <w:r>
         <w:rPr>
@@ -19285,189 +19258,177 @@
         <w:rPr>
           <w:vertAlign w:val="superscript"/>
         </w:rPr>
+        <w:instrText xml:space="preserve">  \* MERGEFORMAT </w:instrText>
+      </w:r>
+      <w:r>
+        <w:rPr>
+          <w:vertAlign w:val="superscript"/>
+        </w:rPr>
+      </w:r>
+      <w:r>
+        <w:rPr>
+          <w:vertAlign w:val="superscript"/>
+        </w:rPr>
+        <w:fldChar w:fldCharType="separate"/>
+      </w:r>
+      <w:r>
+        <w:rPr>
+          <w:vertAlign w:val="superscript"/>
+        </w:rPr>
+        <w:t>[16]</w:t>
+      </w:r>
+      <w:r>
+        <w:rPr>
+          <w:vertAlign w:val="superscript"/>
+        </w:rPr>
+        <w:fldChar w:fldCharType="end"/>
+      </w:r>
+      <w:r>
+        <w:rPr>
+          <w:rFonts w:hint="eastAsia"/>
+        </w:rPr>
+        <w:t>。</w:t>
+      </w:r>
+    </w:p>
+    <w:p>
+      <w:pPr>
+        <w:ind w:firstLine="480"/>
+      </w:pPr>
+      <w:r>
+        <w:rPr>
+          <w:rFonts w:hint="eastAsia"/>
+        </w:rPr>
+        <w:t>本</w:t>
+      </w:r>
+      <w:r>
+        <w:rPr>
+          <w:rFonts w:hint="eastAsia"/>
+        </w:rPr>
+        <w:t>系统使用</w:t>
+      </w:r>
+      <w:proofErr w:type="spellStart"/>
+      <w:r>
+        <w:rPr>
+          <w:rFonts w:hint="eastAsia"/>
+        </w:rPr>
+        <w:t>vue</w:t>
+      </w:r>
+      <w:proofErr w:type="spellEnd"/>
+      <w:r>
+        <w:rPr>
+          <w:rFonts w:hint="eastAsia"/>
+        </w:rPr>
+        <w:t>前端框架搭建用户交互界面，用</w:t>
+      </w:r>
+      <w:r>
+        <w:rPr>
+          <w:rFonts w:hint="eastAsia"/>
+        </w:rPr>
+        <w:t>spring boot</w:t>
+      </w:r>
+      <w:r>
+        <w:rPr>
+          <w:rFonts w:hint="eastAsia"/>
+        </w:rPr>
+        <w:t>实现后端</w:t>
+      </w:r>
+      <w:r>
+        <w:rPr>
+          <w:rFonts w:hint="eastAsia"/>
+        </w:rPr>
+        <w:t>restful</w:t>
+      </w:r>
+      <w:r>
+        <w:rPr>
+          <w:rFonts w:hint="eastAsia"/>
+        </w:rPr>
+        <w:t>服务，并用</w:t>
+      </w:r>
+      <w:proofErr w:type="spellStart"/>
+      <w:r>
+        <w:rPr>
+          <w:rFonts w:hint="eastAsia"/>
+        </w:rPr>
+        <w:t>json</w:t>
+      </w:r>
+      <w:proofErr w:type="spellEnd"/>
+      <w:r>
+        <w:rPr>
+          <w:rFonts w:hint="eastAsia"/>
+        </w:rPr>
+        <w:t>格式进行数据交互（</w:t>
+      </w:r>
+      <w:r>
+        <w:fldChar w:fldCharType="begin"/>
+      </w:r>
+      <w:r>
         <w:instrText xml:space="preserve"> </w:instrText>
       </w:r>
       <w:r>
         <w:rPr>
+          <w:rFonts w:hint="eastAsia"/>
+        </w:rPr>
+        <w:instrText>REF _Ref229702508 \h</w:instrText>
+      </w:r>
+      <w:r>
+        <w:instrText xml:space="preserve"> </w:instrText>
+      </w:r>
+      <w:r>
+        <w:fldChar w:fldCharType="separate"/>
+      </w:r>
+      <w:r>
+        <w:rPr>
+          <w:rFonts w:hint="eastAsia"/>
+        </w:rPr>
+        <w:t>图</w:t>
+      </w:r>
+      <w:r>
+        <w:rPr>
+          <w:rFonts w:hint="eastAsia"/>
+        </w:rPr>
+        <w:t xml:space="preserve">4. </w:t>
+      </w:r>
+      <w:r>
+        <w:t>1</w:t>
+      </w:r>
+      <w:r>
+        <w:fldChar w:fldCharType="end"/>
+      </w:r>
+      <w:r>
+        <w:rPr>
+          <w:rFonts w:hint="eastAsia"/>
+        </w:rPr>
+        <w:t>）。采用前后端分离的思想来设计结构，既能使系统模块化，又能明显提高系统的可维护性以及可扩充性</w:t>
+      </w:r>
+      <w:r>
+        <w:rPr>
           <w:vertAlign w:val="superscript"/>
         </w:rPr>
+        <w:fldChar w:fldCharType="begin"/>
       </w:r>
       <w:r>
         <w:rPr>
           <w:vertAlign w:val="superscript"/>
         </w:rPr>
-        <w:instrText xml:space="preserve"> \* MERGEFORMAT </w:instrText>
-      </w:r>
-      <w:r>
-        <w:rPr>
+        <w:instrText xml:space="preserve"> </w:instrText>
+      </w:r>
+      <w:r>
+        <w:rPr>
+          <w:rFonts w:hint="eastAsia"/>
           <w:vertAlign w:val="superscript"/>
         </w:rPr>
-        <w:fldChar w:fldCharType="separate"/>
+        <w:instrText>REF _Ref229961937 \r \h</w:instrText>
       </w:r>
       <w:r>
         <w:rPr>
           <w:vertAlign w:val="superscript"/>
         </w:rPr>
-        <w:t>[16]</w:t>
+        <w:instrText xml:space="preserve">  \* MERGEFORMAT </w:instrText>
       </w:r>
       <w:r>
         <w:rPr>
           <w:vertAlign w:val="superscript"/>
         </w:rPr>
-        <w:fldChar w:fldCharType="end"/>
-      </w:r>
-      <w:r>
-        <w:rPr>
-          <w:rFonts w:hint="eastAsia"/>
-        </w:rPr>
-        <w:t>。</w:t>
-      </w:r>
-    </w:p>
-    <w:p>
-      <w:pPr>
-        <w:ind w:firstLine="480"/>
-      </w:pPr>
-      <w:r>
-        <w:rPr>
-          <w:rFonts w:hint="eastAsia"/>
-        </w:rPr>
-        <w:t>本</w:t>
-      </w:r>
-      <w:r>
-        <w:rPr>
-          <w:rFonts w:hint="eastAsia"/>
-        </w:rPr>
-        <w:t>系统使用</w:t>
-      </w:r>
-      <w:proofErr w:type="spellStart"/>
-      <w:r>
-        <w:rPr>
-          <w:rFonts w:hint="eastAsia"/>
-        </w:rPr>
-        <w:t>vue</w:t>
-      </w:r>
-      <w:proofErr w:type="spellEnd"/>
-      <w:r>
-        <w:rPr>
-          <w:rFonts w:hint="eastAsia"/>
-        </w:rPr>
-        <w:t>前端框架搭建用户交互界面，用</w:t>
-      </w:r>
-      <w:r>
-        <w:rPr>
-          <w:rFonts w:hint="eastAsia"/>
-        </w:rPr>
-        <w:t>spring boot</w:t>
-      </w:r>
-      <w:r>
-        <w:rPr>
-          <w:rFonts w:hint="eastAsia"/>
-        </w:rPr>
-        <w:t>实现后端</w:t>
-      </w:r>
-      <w:r>
-        <w:rPr>
-          <w:rFonts w:hint="eastAsia"/>
-        </w:rPr>
-        <w:t>restful</w:t>
-      </w:r>
-      <w:r>
-        <w:rPr>
-          <w:rFonts w:hint="eastAsia"/>
-        </w:rPr>
-        <w:t>服务，并用</w:t>
-      </w:r>
-      <w:proofErr w:type="spellStart"/>
-      <w:r>
-        <w:rPr>
-          <w:rFonts w:hint="eastAsia"/>
-        </w:rPr>
-        <w:t>json</w:t>
-      </w:r>
-      <w:proofErr w:type="spellEnd"/>
-      <w:r>
-        <w:rPr>
-          <w:rFonts w:hint="eastAsia"/>
-        </w:rPr>
-        <w:t>格式进行数据交互（</w:t>
-      </w:r>
-      <w:r>
-        <w:fldChar w:fldCharType="begin"/>
-      </w:r>
-      <w:r>
-        <w:instrText xml:space="preserve"> </w:instrText>
-      </w:r>
-      <w:r>
-        <w:rPr>
-          <w:rFonts w:hint="eastAsia"/>
-        </w:rPr>
-        <w:instrText>REF _Ref229702508 \h</w:instrText>
-      </w:r>
-      <w:r>
-        <w:instrText xml:space="preserve"> </w:instrText>
-      </w:r>
-      <w:r>
-        <w:fldChar w:fldCharType="separate"/>
-      </w:r>
-      <w:r>
-        <w:rPr>
-          <w:rFonts w:hint="eastAsia"/>
-        </w:rPr>
-        <w:t>图</w:t>
-      </w:r>
-      <w:r>
-        <w:rPr>
-          <w:rFonts w:hint="eastAsia"/>
-        </w:rPr>
-        <w:t xml:space="preserve">4. </w:t>
-      </w:r>
-      <w:r>
-        <w:t>1</w:t>
-      </w:r>
-      <w:r>
-        <w:fldChar w:fldCharType="end"/>
-      </w:r>
-      <w:r>
-        <w:rPr>
-          <w:rFonts w:hint="eastAsia"/>
-        </w:rPr>
-        <w:t>）。采用前后端分离的思想来设计结构，既能使系统模块化，又能明显提高系统的可维护性以及可扩充性</w:t>
-      </w:r>
-      <w:r>
-        <w:rPr>
-          <w:vertAlign w:val="superscript"/>
-        </w:rPr>
-        <w:fldChar w:fldCharType="begin"/>
-      </w:r>
-      <w:r>
-        <w:rPr>
-          <w:vertAlign w:val="superscript"/>
-        </w:rPr>
-        <w:instrText xml:space="preserve"> </w:instrText>
-      </w:r>
-      <w:r>
-        <w:rPr>
-          <w:rFonts w:hint="eastAsia"/>
-          <w:vertAlign w:val="superscript"/>
-        </w:rPr>
-        <w:instrText>REF _Ref229961937 \r \h</w:instrText>
-      </w:r>
-      <w:r>
-        <w:rPr>
-          <w:vertAlign w:val="superscript"/>
-        </w:rPr>
-        <w:instrText xml:space="preserve"> </w:instrText>
-      </w:r>
-      <w:r>
-        <w:rPr>
-          <w:vertAlign w:val="superscript"/>
-        </w:rPr>
-      </w:r>
-      <w:r>
-        <w:rPr>
-          <w:vertAlign w:val="superscript"/>
-        </w:rPr>
-        <w:instrText xml:space="preserve"> \* MERGEFORMAT </w:instrText>
       </w:r>
       <w:r>
         <w:rPr>
@@ -26931,15 +26892,7 @@
       </w:r>
       <w:proofErr w:type="gramEnd"/>
       <w:r>
-        <w:t>，它所涉及的主要组成要素有</w:t>
-      </w:r>
-      <w:proofErr w:type="gramStart"/>
-      <w:r>
-        <w:t>最</w:t>
-      </w:r>
-      <w:proofErr w:type="gramEnd"/>
-      <w:r>
-        <w:t>大号源容量和当前剩余</w:t>
+        <w:t>，它所涉及的主要组成要素有最大号源容量和当前剩余</w:t>
       </w:r>
       <w:proofErr w:type="gramStart"/>
       <w:r>
@@ -36474,21 +36427,7 @@
         <w:rPr>
           <w:rFonts w:hint="eastAsia"/>
         </w:rPr>
-        <w:t>，判断它的有效性、合</w:t>
-      </w:r>
-      <w:proofErr w:type="gramStart"/>
-      <w:r>
-        <w:rPr>
-          <w:rFonts w:hint="eastAsia"/>
-        </w:rPr>
-        <w:t>规</w:t>
-      </w:r>
-      <w:proofErr w:type="gramEnd"/>
-      <w:r>
-        <w:rPr>
-          <w:rFonts w:hint="eastAsia"/>
-        </w:rPr>
-        <w:t>性等信息。该设计可以极大地减轻服务器端会话管理的工作量，提高系统扩展性以及总体运行效率。</w:t>
+        <w:t>，判断它的有效性、合规性等信息。该设计可以极大地减轻服务器端会话管理的工作量，提高系统扩展性以及总体运行效率。</w:t>
       </w:r>
     </w:p>
     <w:p>
@@ -50539,12 +50478,12 @@
           <w:sz w:val="21"/>
         </w:rPr>
       </w:pPr>
-      <w:bookmarkStart w:id="1863" w:name="_Ref229695699"/>
+      <w:bookmarkStart w:id="1863" w:name="_Ref230020115"/>
       <w:r>
         <w:rPr>
           <w:sz w:val="21"/>
         </w:rPr>
-        <w:t>Choi JS, Lee JH, Park JH, Nam HS, Kwon H, Kim D, et al. Design and implementation of a seamless and comprehensive integrated medical device interface system for outpatient electronic medical records in a general hospital[J]. International Journal of Medical Informatics, 2011, 80(4): 274-285. DOI: 10.1016/j.ijmedinf.2010.11.007.</w:t>
+        <w:t>Martens E, Haase H-U, Mastella G, et al. Smart hospital: achieving interoperability and raw data collection from medical devices in clinical routine[J]. Frontiers in Digital Health, 2024, 6:1341475. DOI:10.3389/fdgth.2024.1341475.</w:t>
       </w:r>
       <w:bookmarkEnd w:id="1863"/>
     </w:p>
@@ -50963,14 +50902,7 @@
         <w:rPr>
           <w:sz w:val="21"/>
         </w:rPr>
-        <w:t>华中科技大</w:t>
-      </w:r>
-      <w:r>
-        <w:rPr>
-          <w:sz w:val="21"/>
-        </w:rPr>
-        <w:lastRenderedPageBreak/>
-        <w:t>学</w:t>
+        <w:t>华中科技大学</w:t>
       </w:r>
       <w:r>
         <w:rPr>
@@ -51012,6 +50944,7 @@
         <w:rPr>
           <w:sz w:val="21"/>
         </w:rPr>
+        <w:lastRenderedPageBreak/>
         <w:t>[</w:t>
       </w:r>
       <w:r>
@@ -51026,14 +50959,12 @@
         </w:rPr>
         <w:t>,</w:t>
       </w:r>
-      <w:proofErr w:type="gramStart"/>
       <w:r>
         <w:rPr>
           <w:sz w:val="21"/>
         </w:rPr>
         <w:t>路雅</w:t>
       </w:r>
-      <w:proofErr w:type="gramEnd"/>
       <w:r>
         <w:rPr>
           <w:sz w:val="21"/>
